--- a/zht/docx/070.content.docx
+++ b/zht/docx/070.content.docx
@@ -397,18 +397,12 @@
           <w:lang w:val="zh_TW" w:bidi="zh_TW"/>
         </w:rPr>
       </w:r>
-      <w:hyperlink r:id="rId13">
-        <w:r>
-          <w:rPr>
-            <w:lang w:val="zh_TW" w:bidi="zh_TW"/>
-          </w:rPr>
-          <w:rPr>
-            <w:color w:val="0000EE"/>
-            <w:u w:val="single"/>
-          </w:rPr>
-          <w:t>撒母耳記上2:1</w:t>
-        </w:r>
-      </w:hyperlink>
+      <w:r>
+        <w:rPr>
+          <w:lang w:val="zh_TW" w:bidi="zh_TW"/>
+        </w:rPr>
+        <w:t>撒母耳記上2:1</w:t>
+      </w:r>
     </w:p>
     <w:p>
       <w:pPr>
@@ -421,18 +415,12 @@
           <w:lang w:val="zh_TW" w:bidi="zh_TW"/>
         </w:rPr>
       </w:r>
-      <w:hyperlink r:id="rId14">
-        <w:r>
-          <w:rPr>
-            <w:lang w:val="zh_TW" w:bidi="zh_TW"/>
-          </w:rPr>
-          <w:rPr>
-            <w:color w:val="0000EE"/>
-            <w:u w:val="single"/>
-          </w:rPr>
-          <w:t>以賽亞書13:3</w:t>
-        </w:r>
-      </w:hyperlink>
+      <w:r>
+        <w:rPr>
+          <w:lang w:val="zh_TW" w:bidi="zh_TW"/>
+        </w:rPr>
+        <w:t>以賽亞書13:3</w:t>
+      </w:r>
     </w:p>
     <w:p>
       <w:pPr>
@@ -445,18 +433,12 @@
           <w:lang w:val="zh_TW" w:bidi="zh_TW"/>
         </w:rPr>
       </w:r>
-      <w:hyperlink r:id="rId15">
-        <w:r>
-          <w:rPr>
-            <w:lang w:val="zh_TW" w:bidi="zh_TW"/>
-          </w:rPr>
-          <w:rPr>
-            <w:color w:val="0000EE"/>
-            <w:u w:val="single"/>
-          </w:rPr>
-          <w:t>約伯記6:10</w:t>
-        </w:r>
-      </w:hyperlink>
+      <w:r>
+        <w:rPr>
+          <w:lang w:val="zh_TW" w:bidi="zh_TW"/>
+        </w:rPr>
+        <w:t>約伯記6:10</w:t>
+      </w:r>
     </w:p>
     <w:p>
       <w:pPr>
@@ -469,18 +451,12 @@
           <w:lang w:val="zh_TW" w:bidi="zh_TW"/>
         </w:rPr>
       </w:r>
-      <w:hyperlink r:id="rId16">
-        <w:r>
-          <w:rPr>
-            <w:lang w:val="zh_TW" w:bidi="zh_TW"/>
-          </w:rPr>
-          <w:rPr>
-            <w:color w:val="0000EE"/>
-            <w:u w:val="single"/>
-          </w:rPr>
-          <w:t>詩篇68:1–3</w:t>
-        </w:r>
-      </w:hyperlink>
+      <w:r>
+        <w:rPr>
+          <w:lang w:val="zh_TW" w:bidi="zh_TW"/>
+        </w:rPr>
+        <w:t>詩篇68:1–3</w:t>
+      </w:r>
     </w:p>
     <w:p>
       <w:pPr>
@@ -493,18 +469,12 @@
           <w:lang w:val="zh_TW" w:bidi="zh_TW"/>
         </w:rPr>
       </w:r>
-      <w:hyperlink r:id="rId17">
-        <w:r>
-          <w:rPr>
-            <w:lang w:val="zh_TW" w:bidi="zh_TW"/>
-          </w:rPr>
-          <w:rPr>
-            <w:color w:val="0000EE"/>
-            <w:u w:val="single"/>
-          </w:rPr>
-          <w:t>西番雅書2:15</w:t>
-        </w:r>
-      </w:hyperlink>
+      <w:r>
+        <w:rPr>
+          <w:lang w:val="zh_TW" w:bidi="zh_TW"/>
+        </w:rPr>
+        <w:t>西番雅書2:15</w:t>
+      </w:r>
     </w:p>
     <w:p>
       <w:pPr>
@@ -702,18 +672,12 @@
           <w:lang w:val="zh_TW" w:bidi="zh_TW"/>
         </w:rPr>
       </w:r>
-      <w:hyperlink r:id="rId18">
-        <w:r>
-          <w:rPr>
-            <w:lang w:val="zh_TW" w:bidi="zh_TW"/>
-          </w:rPr>
-          <w:rPr>
-            <w:color w:val="0000EE"/>
-            <w:u w:val="single"/>
-          </w:rPr>
-          <w:t>馬可福音4:17</w:t>
-        </w:r>
-      </w:hyperlink>
+      <w:r>
+        <w:rPr>
+          <w:lang w:val="zh_TW" w:bidi="zh_TW"/>
+        </w:rPr>
+        <w:t>馬可福音4:17</w:t>
+      </w:r>
     </w:p>
     <w:p>
       <w:pPr>
@@ -726,18 +690,12 @@
           <w:lang w:val="zh_TW" w:bidi="zh_TW"/>
         </w:rPr>
       </w:r>
-      <w:hyperlink r:id="rId19">
-        <w:r>
-          <w:rPr>
-            <w:lang w:val="zh_TW" w:bidi="zh_TW"/>
-          </w:rPr>
-          <w:rPr>
-            <w:color w:val="0000EE"/>
-            <w:u w:val="single"/>
-          </w:rPr>
-          <w:t>馬可福音13:19</w:t>
-        </w:r>
-      </w:hyperlink>
+      <w:r>
+        <w:rPr>
+          <w:lang w:val="zh_TW" w:bidi="zh_TW"/>
+        </w:rPr>
+        <w:t>馬可福音13:19</w:t>
+      </w:r>
     </w:p>
     <w:p>
       <w:pPr>
@@ -750,18 +708,12 @@
           <w:lang w:val="zh_TW" w:bidi="zh_TW"/>
         </w:rPr>
       </w:r>
-      <w:hyperlink r:id="rId20">
-        <w:r>
-          <w:rPr>
-            <w:lang w:val="zh_TW" w:bidi="zh_TW"/>
-          </w:rPr>
-          <w:rPr>
-            <w:color w:val="0000EE"/>
-            <w:u w:val="single"/>
-          </w:rPr>
-          <w:t>馬太福音13:20–21</w:t>
-        </w:r>
-      </w:hyperlink>
+      <w:r>
+        <w:rPr>
+          <w:lang w:val="zh_TW" w:bidi="zh_TW"/>
+        </w:rPr>
+        <w:t>馬太福音13:20–21</w:t>
+      </w:r>
     </w:p>
     <w:p>
       <w:pPr>
@@ -774,18 +726,12 @@
           <w:lang w:val="zh_TW" w:bidi="zh_TW"/>
         </w:rPr>
       </w:r>
-      <w:hyperlink r:id="rId21">
-        <w:r>
-          <w:rPr>
-            <w:lang w:val="zh_TW" w:bidi="zh_TW"/>
-          </w:rPr>
-          <w:rPr>
-            <w:color w:val="0000EE"/>
-            <w:u w:val="single"/>
-          </w:rPr>
-          <w:t>馬太福音24:9</w:t>
-        </w:r>
-      </w:hyperlink>
+      <w:r>
+        <w:rPr>
+          <w:lang w:val="zh_TW" w:bidi="zh_TW"/>
+        </w:rPr>
+        <w:t>馬太福音24:9</w:t>
+      </w:r>
     </w:p>
     <w:p>
       <w:pPr>
@@ -798,18 +744,12 @@
           <w:lang w:val="zh_TW" w:bidi="zh_TW"/>
         </w:rPr>
       </w:r>
-      <w:hyperlink r:id="rId22">
-        <w:r>
-          <w:rPr>
-            <w:lang w:val="zh_TW" w:bidi="zh_TW"/>
-          </w:rPr>
-          <w:rPr>
-            <w:color w:val="0000EE"/>
-            <w:u w:val="single"/>
-          </w:rPr>
-          <w:t>馬太福音24:29</w:t>
-        </w:r>
-      </w:hyperlink>
+      <w:r>
+        <w:rPr>
+          <w:lang w:val="zh_TW" w:bidi="zh_TW"/>
+        </w:rPr>
+        <w:t>馬太福音24:29</w:t>
+      </w:r>
     </w:p>
     <w:p>
       <w:pPr>
@@ -822,18 +762,12 @@
           <w:lang w:val="zh_TW" w:bidi="zh_TW"/>
         </w:rPr>
       </w:r>
-      <w:hyperlink r:id="rId23">
-        <w:r>
-          <w:rPr>
-            <w:lang w:val="zh_TW" w:bidi="zh_TW"/>
-          </w:rPr>
-          <w:rPr>
-            <w:color w:val="0000EE"/>
-            <w:u w:val="single"/>
-          </w:rPr>
-          <w:t>羅馬書2:9</w:t>
-        </w:r>
-      </w:hyperlink>
+      <w:r>
+        <w:rPr>
+          <w:lang w:val="zh_TW" w:bidi="zh_TW"/>
+        </w:rPr>
+        <w:t>羅馬書2:9</w:t>
+      </w:r>
     </w:p>
     <w:p>
       <w:pPr>

--- a/zht/docx/070.content.docx
+++ b/zht/docx/070.content.docx
@@ -360,19 +360,7 @@
         <w:rPr>
           <w:lang w:val="zh_TW" w:bidi="zh_TW"/>
         </w:rPr>
-        <w:t>，</w:t>
-      </w:r>
-      <w:r>
-        <w:rPr>
-          <w:lang w:val="zh_TW" w:bidi="zh_TW"/>
-        </w:rPr>
-        <w:t>歡欣</w:t>
-      </w:r>
-      <w:r>
-        <w:rPr>
-          <w:lang w:val="zh_TW" w:bidi="zh_TW"/>
-        </w:rPr>
-        <w:t>）</w:t>
+        <w:t>，歡欣）</w:t>
       </w:r>
     </w:p>
     <w:p>
@@ -623,19 +611,7 @@
         <w:rPr>
           <w:lang w:val="zh_TW" w:bidi="zh_TW"/>
         </w:rPr>
-        <w:t>、</w:t>
-      </w:r>
-      <w:r>
-        <w:rPr>
-          <w:lang w:val="zh_TW" w:bidi="zh_TW"/>
-        </w:rPr>
-        <w:t>教導</w:t>
-      </w:r>
-      <w:r>
-        <w:rPr>
-          <w:lang w:val="zh_TW" w:bidi="zh_TW"/>
-        </w:rPr>
-        <w:t>、</w:t>
+        <w:t>、教導、</w:t>
       </w:r>
       <w:r>
         <w:rPr>
